--- a/downloads/teacher/05 Materials/Unit 04/Slides/Slides 04.01 - Housing Needs Across the Lifespan and Types of Housing.docx
+++ b/downloads/teacher/05 Materials/Unit 04/Slides/Slides 04.01 - Housing Needs Across the Lifespan and Types of Housing.docx
@@ -18,15 +18,6 @@
       </w:pPr>
       <w:r>
         <w:t xml:space="preserve">Slide outline for Lesson 4.1. Thirteen slides, one day. The six housing type slides double as the review cards before the Home Safety and Conservation Quiz.</w:t>
-      </w:r>
-      <w:r>
-        <w:t xml:space="preserve"> </w:t>
-      </w:r>
-      <w:r>
-        <w:rPr>
-          <w:rStyle w:val="TeacherNote"/>
-        </w:rPr>
-        <w:t xml:space="preserve">[Sal: replace the described photos with photos of housing in your own town where you can; students match faster when the buildings look familiar.]</w:t>
       </w:r>
     </w:p>
     <w:p>
